--- a/docs/JoyBiswas_Resume.docx
+++ b/docs/JoyBiswas_Resume.docx
@@ -80,7 +80,7 @@
                           <a:blip r:embed="rId5" cstate="print">
                             <a:extLst>
                               <a:ext uri="{28A0092B-C50C-407E-A947-70E740481C1C}">
-                                <a14:useLocalDpi xmlns:a14="http://schemas.microsoft.com/office/drawing/2010/main" val="0"/>
+                                <a14:useLocalDpi xmlns:a14="http://schemas.microsoft.com/office/drawing/2010/main"/>
                               </a:ext>
                             </a:extLst>
                           </a:blip>
@@ -163,12 +163,16 @@
           <w:p>
             <w:pPr>
               <w:spacing w:after="60"/>
+              <w:rPr>
+                <w:sz w:val="18"/>
+                <w:szCs w:val="18"/>
+              </w:rPr>
             </w:pPr>
             <w:r>
               <w:rPr>
                 <w:color w:val="5D6D7E"/>
-                <w:sz w:val="22"/>
-                <w:szCs w:val="22"/>
+                <w:sz w:val="21"/>
+                <w:szCs w:val="21"/>
               </w:rPr>
               <w:t>Software Architect  |  Full-Stack Engineer  |  Engineering Leader</w:t>
             </w:r>
@@ -187,7 +191,46 @@
                 <w:sz w:val="18"/>
                 <w:szCs w:val="18"/>
               </w:rPr>
-              <w:t xml:space="preserve">   |   +91 97699 49082   |   Agartala, Tripura, India</w:t>
+              <w:t xml:space="preserve">   |   </w:t>
+            </w:r>
+            <w:r>
+              <w:fldChar w:fldCharType="begin"/>
+            </w:r>
+            <w:r>
+              <w:instrText>HYPERLINK "tel://+9197669949082/"</w:instrText>
+            </w:r>
+            <w:r>
+              <w:fldChar w:fldCharType="separate"/>
+            </w:r>
+            <w:r>
+              <w:rPr>
+                <w:color w:val="2E86C1"/>
+                <w:sz w:val="18"/>
+                <w:szCs w:val="18"/>
+              </w:rPr>
+              <w:t>+91 97699 49082</w:t>
+            </w:r>
+            <w:r>
+              <w:rPr>
+                <w:color w:val="2E86C1"/>
+                <w:sz w:val="18"/>
+                <w:szCs w:val="18"/>
+              </w:rPr>
+              <w:fldChar w:fldCharType="end"/>
+            </w:r>
+            <w:r>
+              <w:rPr>
+                <w:sz w:val="15"/>
+                <w:szCs w:val="15"/>
+              </w:rPr>
+              <w:t xml:space="preserve">   </w:t>
+            </w:r>
+            <w:r>
+              <w:rPr>
+                <w:sz w:val="18"/>
+                <w:szCs w:val="18"/>
+              </w:rPr>
+              <w:t>|   Agartala, Tripura, India</w:t>
             </w:r>
           </w:p>
           <w:p>
@@ -195,64 +238,127 @@
               <w:spacing w:before="30"/>
             </w:pPr>
             <w:hyperlink r:id="rId6" w:history="1">
-              <w:proofErr w:type="spellStart"/>
               <w:r>
                 <w:rPr>
                   <w:color w:val="2E86C1"/>
+                  <w:sz w:val="18"/>
+                  <w:szCs w:val="18"/>
                 </w:rPr>
                 <w:t>joyb.works</w:t>
               </w:r>
-              <w:proofErr w:type="spellEnd"/>
             </w:hyperlink>
             <w:r>
               <w:rPr>
                 <w:color w:val="2E86C1"/>
-              </w:rPr>
-              <w:t xml:space="preserve">   |   </w:t>
+                <w:sz w:val="18"/>
+                <w:szCs w:val="18"/>
+              </w:rPr>
+              <w:t xml:space="preserve"> </w:t>
+            </w:r>
+            <w:r>
+              <w:rPr>
+                <w:color w:val="2E86C1"/>
+                <w:sz w:val="18"/>
+                <w:szCs w:val="18"/>
+              </w:rPr>
+              <w:t xml:space="preserve"> </w:t>
+            </w:r>
+            <w:r>
+              <w:rPr>
+                <w:color w:val="2E86C1"/>
+                <w:sz w:val="18"/>
+                <w:szCs w:val="18"/>
+              </w:rPr>
+              <w:t xml:space="preserve"> </w:t>
+            </w:r>
+            <w:r>
+              <w:rPr>
+                <w:sz w:val="18"/>
+                <w:szCs w:val="18"/>
+              </w:rPr>
+              <w:t xml:space="preserve">| </w:t>
+            </w:r>
+            <w:r>
+              <w:rPr>
+                <w:sz w:val="18"/>
+                <w:szCs w:val="18"/>
+              </w:rPr>
+              <w:t xml:space="preserve"> </w:t>
+            </w:r>
+            <w:r>
+              <w:rPr>
+                <w:color w:val="2E86C1"/>
+                <w:sz w:val="18"/>
+                <w:szCs w:val="18"/>
+              </w:rPr>
+              <w:t xml:space="preserve"> </w:t>
             </w:r>
             <w:hyperlink r:id="rId7" w:history="1">
               <w:r>
                 <w:rPr>
                   <w:color w:val="2E86C1"/>
+                  <w:sz w:val="18"/>
+                  <w:szCs w:val="18"/>
                 </w:rPr>
-                <w:t>linkedin.com/in/joy-</w:t>
+                <w:t>linkedin.com/in/joy-biswas</w:t>
               </w:r>
-              <w:proofErr w:type="spellStart"/>
-              <w:r>
-                <w:rPr>
-                  <w:color w:val="2E86C1"/>
-                </w:rPr>
-                <w:t>biswas</w:t>
-              </w:r>
-              <w:proofErr w:type="spellEnd"/>
             </w:hyperlink>
             <w:r>
               <w:rPr>
                 <w:color w:val="2E86C1"/>
-              </w:rPr>
-              <w:t xml:space="preserve">   |   </w:t>
+                <w:sz w:val="18"/>
+                <w:szCs w:val="18"/>
+              </w:rPr>
+              <w:t xml:space="preserve">  </w:t>
+            </w:r>
+            <w:r>
+              <w:rPr>
+                <w:color w:val="2E86C1"/>
+                <w:sz w:val="18"/>
+                <w:szCs w:val="18"/>
+              </w:rPr>
+              <w:t xml:space="preserve"> </w:t>
+            </w:r>
+            <w:r>
+              <w:rPr>
+                <w:sz w:val="18"/>
+                <w:szCs w:val="18"/>
+              </w:rPr>
+              <w:t>|</w:t>
+            </w:r>
+            <w:r>
+              <w:rPr>
+                <w:color w:val="2E86C1"/>
+                <w:sz w:val="18"/>
+                <w:szCs w:val="18"/>
+              </w:rPr>
+              <w:t xml:space="preserve">  </w:t>
+            </w:r>
+            <w:r>
+              <w:rPr>
+                <w:color w:val="2E86C1"/>
+                <w:sz w:val="18"/>
+                <w:szCs w:val="18"/>
+              </w:rPr>
+              <w:t xml:space="preserve"> </w:t>
             </w:r>
             <w:hyperlink r:id="rId8" w:history="1">
               <w:r>
                 <w:rPr>
                   <w:color w:val="2E86C1"/>
+                  <w:sz w:val="18"/>
+                  <w:szCs w:val="18"/>
                 </w:rPr>
-                <w:t>github.com/</w:t>
-              </w:r>
-              <w:proofErr w:type="spellStart"/>
-              <w:r>
-                <w:rPr>
-                  <w:color w:val="2E86C1"/>
-                </w:rPr>
-                <w:t>joyb</w:t>
+                <w:t>github.com/joyb</w:t>
               </w:r>
               <w:r>
                 <w:rPr>
                   <w:color w:val="2E86C1"/>
+                  <w:sz w:val="18"/>
+                  <w:szCs w:val="18"/>
                 </w:rPr>
                 <w:t>works</w:t>
               </w:r>
-              <w:proofErr w:type="spellEnd"/>
             </w:hyperlink>
           </w:p>
         </w:tc>
@@ -523,14 +629,18 @@
           <w:p>
             <w:pPr>
               <w:jc w:val="center"/>
+              <w:rPr>
+                <w:sz w:val="18"/>
+                <w:szCs w:val="18"/>
+              </w:rPr>
             </w:pPr>
             <w:r>
               <w:rPr>
                 <w:b/>
                 <w:bCs/>
                 <w:color w:val="1A5276"/>
-                <w:sz w:val="17"/>
-                <w:szCs w:val="17"/>
+                <w:sz w:val="18"/>
+                <w:szCs w:val="18"/>
               </w:rPr>
               <w:t>Pharma &amp; Drug Quality</w:t>
             </w:r>
@@ -556,14 +666,18 @@
           <w:p>
             <w:pPr>
               <w:jc w:val="center"/>
+              <w:rPr>
+                <w:sz w:val="18"/>
+                <w:szCs w:val="18"/>
+              </w:rPr>
             </w:pPr>
             <w:r>
               <w:rPr>
                 <w:b/>
                 <w:bCs/>
                 <w:color w:val="1A5276"/>
-                <w:sz w:val="17"/>
-                <w:szCs w:val="17"/>
+                <w:sz w:val="18"/>
+                <w:szCs w:val="18"/>
               </w:rPr>
               <w:t>Supply Chain &amp; eCommerce</w:t>
             </w:r>
@@ -589,14 +703,18 @@
           <w:p>
             <w:pPr>
               <w:jc w:val="center"/>
+              <w:rPr>
+                <w:sz w:val="18"/>
+                <w:szCs w:val="18"/>
+              </w:rPr>
             </w:pPr>
             <w:r>
               <w:rPr>
                 <w:b/>
                 <w:bCs/>
                 <w:color w:val="1A5276"/>
-                <w:sz w:val="17"/>
-                <w:szCs w:val="17"/>
+                <w:sz w:val="18"/>
+                <w:szCs w:val="18"/>
               </w:rPr>
               <w:t>FinTech &amp; Wealth Mgmt</w:t>
             </w:r>
@@ -622,14 +740,18 @@
           <w:p>
             <w:pPr>
               <w:jc w:val="center"/>
+              <w:rPr>
+                <w:sz w:val="18"/>
+                <w:szCs w:val="18"/>
+              </w:rPr>
             </w:pPr>
             <w:r>
               <w:rPr>
                 <w:b/>
                 <w:bCs/>
                 <w:color w:val="1A5276"/>
-                <w:sz w:val="17"/>
-                <w:szCs w:val="17"/>
+                <w:sz w:val="18"/>
+                <w:szCs w:val="18"/>
               </w:rPr>
               <w:t>InsurTech</w:t>
             </w:r>
@@ -652,7 +774,14 @@
             </w:tcBorders>
             <w:shd w:val="clear" w:color="auto" w:fill="FFFFFF"/>
           </w:tcPr>
-          <w:p/>
+          <w:p>
+            <w:pPr>
+              <w:rPr>
+                <w:sz w:val="18"/>
+                <w:szCs w:val="18"/>
+              </w:rPr>
+            </w:pPr>
+          </w:p>
         </w:tc>
       </w:tr>
       <w:tr>
@@ -676,14 +805,18 @@
           <w:p>
             <w:pPr>
               <w:jc w:val="center"/>
+              <w:rPr>
+                <w:sz w:val="18"/>
+                <w:szCs w:val="18"/>
+              </w:rPr>
             </w:pPr>
             <w:r>
               <w:rPr>
                 <w:b/>
                 <w:bCs/>
                 <w:color w:val="1A5276"/>
-                <w:sz w:val="17"/>
-                <w:szCs w:val="17"/>
+                <w:sz w:val="18"/>
+                <w:szCs w:val="18"/>
               </w:rPr>
               <w:t>AI / MLOps &amp; Blockchain</w:t>
             </w:r>
@@ -709,14 +842,18 @@
           <w:p>
             <w:pPr>
               <w:jc w:val="center"/>
+              <w:rPr>
+                <w:sz w:val="18"/>
+                <w:szCs w:val="18"/>
+              </w:rPr>
             </w:pPr>
             <w:r>
               <w:rPr>
                 <w:b/>
                 <w:bCs/>
                 <w:color w:val="1A5276"/>
-                <w:sz w:val="17"/>
-                <w:szCs w:val="17"/>
+                <w:sz w:val="18"/>
+                <w:szCs w:val="18"/>
               </w:rPr>
               <w:t>Healthcare Tech</w:t>
             </w:r>
@@ -742,14 +879,18 @@
           <w:p>
             <w:pPr>
               <w:jc w:val="center"/>
+              <w:rPr>
+                <w:sz w:val="18"/>
+                <w:szCs w:val="18"/>
+              </w:rPr>
             </w:pPr>
             <w:r>
               <w:rPr>
                 <w:b/>
                 <w:bCs/>
                 <w:color w:val="1A5276"/>
-                <w:sz w:val="17"/>
-                <w:szCs w:val="17"/>
+                <w:sz w:val="18"/>
+                <w:szCs w:val="18"/>
               </w:rPr>
               <w:t>DDD / EDA Architecture</w:t>
             </w:r>
@@ -775,14 +916,18 @@
           <w:p>
             <w:pPr>
               <w:jc w:val="center"/>
+              <w:rPr>
+                <w:sz w:val="18"/>
+                <w:szCs w:val="18"/>
+              </w:rPr>
             </w:pPr>
             <w:r>
               <w:rPr>
                 <w:b/>
                 <w:bCs/>
                 <w:color w:val="1A5276"/>
-                <w:sz w:val="17"/>
-                <w:szCs w:val="17"/>
+                <w:sz w:val="18"/>
+                <w:szCs w:val="18"/>
               </w:rPr>
               <w:t>Delivery Management</w:t>
             </w:r>
@@ -805,7 +950,14 @@
             </w:tcBorders>
             <w:shd w:val="clear" w:color="auto" w:fill="FFFFFF"/>
           </w:tcPr>
-          <w:p/>
+          <w:p>
+            <w:pPr>
+              <w:rPr>
+                <w:sz w:val="18"/>
+                <w:szCs w:val="18"/>
+              </w:rPr>
+            </w:pPr>
+          </w:p>
         </w:tc>
       </w:tr>
       <w:tr>
@@ -829,14 +981,18 @@
           <w:p>
             <w:pPr>
               <w:jc w:val="center"/>
+              <w:rPr>
+                <w:sz w:val="18"/>
+                <w:szCs w:val="18"/>
+              </w:rPr>
             </w:pPr>
             <w:r>
               <w:rPr>
                 <w:b/>
                 <w:bCs/>
                 <w:color w:val="1A5276"/>
-                <w:sz w:val="17"/>
-                <w:szCs w:val="17"/>
+                <w:sz w:val="18"/>
+                <w:szCs w:val="18"/>
               </w:rPr>
               <w:t>HR-Tech &amp; Recruitment</w:t>
             </w:r>
@@ -862,14 +1018,18 @@
           <w:p>
             <w:pPr>
               <w:jc w:val="center"/>
+              <w:rPr>
+                <w:sz w:val="18"/>
+                <w:szCs w:val="18"/>
+              </w:rPr>
             </w:pPr>
             <w:r>
               <w:rPr>
                 <w:b/>
                 <w:bCs/>
                 <w:color w:val="1A5276"/>
-                <w:sz w:val="17"/>
-                <w:szCs w:val="17"/>
+                <w:sz w:val="18"/>
+                <w:szCs w:val="18"/>
               </w:rPr>
               <w:t>Full Software Lifecycle</w:t>
             </w:r>
@@ -895,14 +1055,18 @@
           <w:p>
             <w:pPr>
               <w:jc w:val="center"/>
+              <w:rPr>
+                <w:sz w:val="18"/>
+                <w:szCs w:val="18"/>
+              </w:rPr>
             </w:pPr>
             <w:r>
               <w:rPr>
                 <w:b/>
                 <w:bCs/>
                 <w:color w:val="1A5276"/>
-                <w:sz w:val="17"/>
-                <w:szCs w:val="17"/>
+                <w:sz w:val="18"/>
+                <w:szCs w:val="18"/>
               </w:rPr>
               <w:t>Strategy / Planning</w:t>
             </w:r>
@@ -928,14 +1092,18 @@
           <w:p>
             <w:pPr>
               <w:jc w:val="center"/>
+              <w:rPr>
+                <w:sz w:val="18"/>
+                <w:szCs w:val="18"/>
+              </w:rPr>
             </w:pPr>
             <w:r>
               <w:rPr>
                 <w:b/>
                 <w:bCs/>
                 <w:color w:val="1A5276"/>
-                <w:sz w:val="17"/>
-                <w:szCs w:val="17"/>
+                <w:sz w:val="18"/>
+                <w:szCs w:val="18"/>
               </w:rPr>
               <w:t>Agile &amp; Scrum Mastery</w:t>
             </w:r>
@@ -1817,7 +1985,7 @@
           <w:sz w:val="18"/>
           <w:szCs w:val="18"/>
         </w:rPr>
-        <w:t>Roche (Pharma, 2020–2024): Single-handed architect and engineer for 4+ years across multiple production platforms — drug quality assurance, manufacturing compliance, and product launch readiness. Owned full cycle: client discovery, DDD-based system design, estimation, hands-on Angular/Node.js/Python/AWS build, deployment, and stakeholder reporting.</w:t>
+        <w:t>HireSense.ai (HR-Tech, active): Sole architect designing AI-driven talent intelligence SaaS — real-time demand forecasting, compensation benchmarking, employer brand analytics, multi-channel recruitment marketing engine. TypeScript, Angular, NestJS, AI/ML Cloud.</w:t>
       </w:r>
     </w:p>
     <w:p>
@@ -1834,7 +2002,7 @@
           <w:sz w:val="18"/>
           <w:szCs w:val="18"/>
         </w:rPr>
-        <w:t>HireSense.ai (HR-Tech, active): Sole architect designing AI-driven talent intelligence SaaS — real-time demand forecasting, compensation benchmarking, employer brand analytics, multi-channel recruitment marketing engine. TypeScript, Angular, NestJS, AI/ML Cloud.</w:t>
+        <w:t>taptic.ai (AI Recruitment, 2024): Architected candidate-matching pipeline, pre-vetting workflows, and event-driven backend for emerging-tech recruitment platform. Led architecture definition and coordinated engineering teams. NestJS, Angular, Cloud.</w:t>
       </w:r>
     </w:p>
     <w:p>
@@ -1851,7 +2019,7 @@
           <w:sz w:val="18"/>
           <w:szCs w:val="18"/>
         </w:rPr>
-        <w:t>taptic.ai (AI Recruitment, 2024): Architected candidate-matching pipeline, pre-vetting workflows, and event-driven backend for emerging-tech recruitment platform. Led architecture definition and coordinated engineering teams. NestJS, Angular, Cloud.</w:t>
+        <w:t>JK Tech Tenure 1 (MLOps, Jun–Nov 2022): Development Lead — visual drag-and-drop MLOps workbench for ML engineers to compose, reuse, and fine-tune models; eliminated rebuild-from-scratch cycles. React, NestJS, GraphQL, ReteJS.</w:t>
       </w:r>
     </w:p>
     <w:p>
@@ -1868,7 +2036,7 @@
           <w:sz w:val="18"/>
           <w:szCs w:val="18"/>
         </w:rPr>
-        <w:t>JK Tech Tenure 1 (MLOps, Jun–Nov 2022): Development Lead — visual drag-and-drop MLOps workbench for ML engineers to compose, reuse, and fine-tune models; eliminated rebuild-from-scratch cycles. React, NestJS, GraphQL, ReteJS.</w:t>
+        <w:t>JK Tech Tenure 2 (Blockchain + MLOps, Jun 2023–Feb 2024): Technical Architect — extended platform with blockchain-backed asset provenance for ML model lineage tracking across enterprise AI pipelines.</w:t>
       </w:r>
     </w:p>
     <w:p>
@@ -1885,7 +2053,7 @@
           <w:sz w:val="18"/>
           <w:szCs w:val="18"/>
         </w:rPr>
-        <w:t>JK Tech Tenure 2 (Blockchain + MLOps, Jun 2023–Feb 2024): Technical Architect — extended platform with blockchain-backed asset provenance for ML model lineage tracking across enterprise AI pipelines.</w:t>
+        <w:t>Project Management SaaS (2020–2023): Sole IC — designed and delivered a gamified, configurable project management tool end-to-end including architecture, frontend, backend, CI/CD (Docker, Jenkins). Angular, NestJS, MongoDB.</w:t>
       </w:r>
     </w:p>
     <w:p>
@@ -1902,7 +2070,7 @@
           <w:sz w:val="18"/>
           <w:szCs w:val="18"/>
         </w:rPr>
-        <w:t>Project Management SaaS (2020–2023): Sole IC — designed and delivered a gamified, configurable project management tool end-to-end including architecture, frontend, backend, CI/CD (Docker, Jenkins). Angular, NestJS, MongoDB.</w:t>
+        <w:t>Zestify Healthcare App (Mumbai, 2021): Solo engineer for iOS/Android mental health app — video calling (WebRTC), AI-assisted diagnosis, appointment booking, events/seminars. Flutter, Firebase.</w:t>
       </w:r>
     </w:p>
     <w:p>
@@ -1919,7 +2087,7 @@
           <w:sz w:val="18"/>
           <w:szCs w:val="18"/>
         </w:rPr>
-        <w:t>Zestify Healthcare App (Mumbai, 2021): Solo engineer for iOS/Android mental health app — video calling (WebRTC), AI-assisted diagnosis, appointment booking, events/seminars. Flutter, Firebase.</w:t>
+        <w:t>Roche (Pharma, 2020–2024): Single-handed architect and engineer for 4+ years across multiple production platforms — drug quality assurance, manufacturing compliance, and product launch readiness. Owned full cycle: client discovery, DDD-based system design, estimation, hands-on Angular/Node.js/Python/AWS build, deployment, and stakeholder reporting.</w:t>
       </w:r>
     </w:p>
     <w:p>
@@ -1951,13 +2119,13 @@
           <w:b/>
           <w:bCs/>
         </w:rPr>
-        <w:t>Bank of America, Merrill Lynch</w:t>
+        <w:t xml:space="preserve">Turtlemint  </w:t>
       </w:r>
       <w:r>
         <w:rPr>
           <w:color w:val="5D6D7E"/>
         </w:rPr>
-        <w:t xml:space="preserve">  —  UI Architect — Global Wealth Management</w:t>
+        <w:t>—  Senior Software Engineer</w:t>
       </w:r>
       <w:r>
         <w:rPr>
@@ -1968,7 +2136,7 @@
           <w:szCs w:val="18"/>
         </w:rPr>
         <w:tab/>
-        <w:t>Mar 2016 – Jun 2018</w:t>
+        <w:t>Sep 2018 – May 2019</w:t>
       </w:r>
     </w:p>
     <w:p>
@@ -2000,7 +2168,7 @@
           <w:sz w:val="18"/>
           <w:szCs w:val="18"/>
         </w:rPr>
-        <w:t>Owned UI architecture for Global Wealth Management System — tracking leads, client money and investments, routing to Sales Reps for financial advisory. Defined Angular component design system and frontend coding standards adopted across trading, compliance, and consumer banking teams.</w:t>
+        <w:t>Individual contributor building insurance distribution and advisor platform — comparison engines, product recommendation flows, and agent portals powering millions of policy purchases at consumer scale.</w:t>
       </w:r>
     </w:p>
     <w:p>
@@ -2017,7 +2185,54 @@
           <w:sz w:val="18"/>
           <w:szCs w:val="18"/>
         </w:rPr>
-        <w:t>Led architecture governance: design reviews, standards documentation, cross-team alignment with engineering leads; mentored and upskilled junior engineers into Angular architecture practitioners.</w:t>
+        <w:t>Contributed to PWA strategy and scaling architecture discussions; worked across web and mobile stacks. PWA, React, Angular, Node.js, Java Play, MongoDB, AWS, Jenkins.</w:t>
+      </w:r>
+    </w:p>
+    <w:p>
+      <w:pPr>
+        <w:tabs>
+          <w:tab w:val="right" w:pos="10512"/>
+        </w:tabs>
+        <w:spacing w:before="100"/>
+      </w:pPr>
+      <w:r>
+        <w:rPr>
+          <w:b/>
+          <w:bCs/>
+        </w:rPr>
+        <w:t>Bank of America, Merrill Lynch</w:t>
+      </w:r>
+      <w:r>
+        <w:rPr>
+          <w:color w:val="5D6D7E"/>
+        </w:rPr>
+        <w:t xml:space="preserve">  —  UI Architect — Global Wealth Management</w:t>
+      </w:r>
+      <w:r>
+        <w:rPr>
+          <w:i/>
+          <w:iCs/>
+          <w:color w:val="5D6D7E"/>
+          <w:sz w:val="18"/>
+          <w:szCs w:val="18"/>
+        </w:rPr>
+        <w:tab/>
+        <w:t>Mar 2016 – Jun 2018</w:t>
+      </w:r>
+    </w:p>
+    <w:p>
+      <w:pPr>
+        <w:spacing w:after="30"/>
+      </w:pPr>
+      <w:r>
+        <w:rPr>
+          <w:i/>
+          <w:iCs/>
+          <w:color w:val="5D6D7E"/>
+          <w:sz w:val="17"/>
+          <w:szCs w:val="17"/>
+        </w:rPr>
+        <w:t>Mumbai, India</w:t>
       </w:r>
     </w:p>
     <w:p>
@@ -2034,7 +2249,7 @@
           <w:sz w:val="18"/>
           <w:szCs w:val="18"/>
         </w:rPr>
-        <w:t>Individual contributor on Gold Award-winning innovation: designed and delivered the "Points Reward System" gamification platform from concept to production, recognised as best internal initiative at Bank of America.</w:t>
+        <w:t>Owned UI architecture for Global Wealth Management System — tracking leads, client money and investments, routing to Sales Reps for financial advisory. Defined Angular component design system and frontend coding standards adopted across trading, compliance, and consumer banking teams.</w:t>
       </w:r>
     </w:p>
     <w:p>
@@ -2051,54 +2266,7 @@
           <w:sz w:val="18"/>
           <w:szCs w:val="18"/>
         </w:rPr>
-        <w:t>Technology: Angular 6, Node.js, Salesforce REST, Java, Socket.io, Gulp, Jasmine/Karma.</w:t>
-      </w:r>
-    </w:p>
-    <w:p>
-      <w:pPr>
-        <w:tabs>
-          <w:tab w:val="right" w:pos="10512"/>
-        </w:tabs>
-        <w:spacing w:before="100"/>
-      </w:pPr>
-      <w:r>
-        <w:rPr>
-          <w:b/>
-          <w:bCs/>
-        </w:rPr>
-        <w:t xml:space="preserve">Turtlemint  </w:t>
-      </w:r>
-      <w:r>
-        <w:rPr>
-          <w:color w:val="5D6D7E"/>
-        </w:rPr>
-        <w:t>—  Senior Software Engineer</w:t>
-      </w:r>
-      <w:r>
-        <w:rPr>
-          <w:i/>
-          <w:iCs/>
-          <w:color w:val="5D6D7E"/>
-          <w:sz w:val="18"/>
-          <w:szCs w:val="18"/>
-        </w:rPr>
-        <w:tab/>
-        <w:t>Sep 2018 – May 2019</w:t>
-      </w:r>
-    </w:p>
-    <w:p>
-      <w:pPr>
-        <w:spacing w:after="30"/>
-      </w:pPr>
-      <w:r>
-        <w:rPr>
-          <w:i/>
-          <w:iCs/>
-          <w:color w:val="5D6D7E"/>
-          <w:sz w:val="17"/>
-          <w:szCs w:val="17"/>
-        </w:rPr>
-        <w:t>Mumbai, India</w:t>
+        <w:t>Led architecture governance: design reviews, standards documentation, cross-team alignment with engineering leads; mentored and upskilled junior engineers into Angular architecture practitioners.</w:t>
       </w:r>
     </w:p>
     <w:p>
@@ -2115,7 +2283,7 @@
           <w:sz w:val="18"/>
           <w:szCs w:val="18"/>
         </w:rPr>
-        <w:t>Individual contributor building insurance distribution and advisor platform — comparison engines, product recommendation flows, and agent portals powering millions of policy purchases at consumer scale.</w:t>
+        <w:t>Individual contributor on Gold Award-winning innovation: designed and delivered the "Points Reward System" gamification platform from concept to production, recognised as best internal initiative at Bank of America.</w:t>
       </w:r>
     </w:p>
     <w:p>
@@ -2132,7 +2300,7 @@
           <w:sz w:val="18"/>
           <w:szCs w:val="18"/>
         </w:rPr>
-        <w:t>Contributed to PWA strategy and scaling architecture discussions; worked across web and mobile stacks. PWA, React, Angular, Node.js, Java Play, MongoDB, AWS, Jenkins.</w:t>
+        <w:t>Technology: Angular 6, Node.js, Salesforce REST, Java, Socket.io, Gulp, Jasmine/Karma.</w:t>
       </w:r>
     </w:p>
     <w:p>
